--- a/docs/questions/qs-expectedvariance.docx
+++ b/docs/questions/qs-expectedvariance.docx
@@ -52,7 +52,7 @@
         </w:rPr>
         <w:t xml:space="preserve"> </w:t>
       </w:r>
-      <w:hyperlink r:id="rId20">
+      <w:hyperlink r:id="rId9">
         <w:r>
           <w:rPr>
             <w:rStyle w:val="Hyperlink"/>
@@ -70,7 +70,7 @@
         <w:t xml:space="preserve">.</w:t>
       </w:r>
     </w:p>
-    <w:bookmarkStart w:id="25" w:name="q1"/>
+    <w:bookmarkStart w:id="14" w:name="q1"/>
     <w:p>
       <w:pPr>
         <w:pStyle w:val="Heading2"/>
@@ -87,7 +87,7 @@
         <w:t xml:space="preserve">For each of the following valid random variables with associated probability mass function, work out the expected value and variance.</w:t>
       </w:r>
     </w:p>
-    <w:bookmarkStart w:id="21" w:name="section"/>
+    <w:bookmarkStart w:id="10" w:name="section"/>
     <w:p>
       <w:pPr>
         <w:pStyle w:val="Heading4"/>
@@ -227,28 +227,30 @@
               <m:r>
                 <m:t>P</m:t>
               </m:r>
-              <m:d>
-                <m:dPr>
-                  <m:begChr m:val="("/>
-                  <m:sepChr m:val=""/>
-                  <m:endChr m:val=")"/>
-                  <m:grow/>
-                </m:dPr>
-                <m:e>
-                  <m:r>
-                    <m:t>X</m:t>
-                  </m:r>
-                  <m:r>
-                    <m:rPr>
-                      <m:sty m:val="p"/>
-                    </m:rPr>
-                    <m:t>=</m:t>
-                  </m:r>
-                  <m:r>
-                    <m:t>x</m:t>
-                  </m:r>
-                </m:e>
-              </m:d>
+              <m:r>
+                <m:rPr>
+                  <m:sty m:val="p"/>
+                </m:rPr>
+                <m:t>(</m:t>
+              </m:r>
+              <m:r>
+                <m:t>X</m:t>
+              </m:r>
+              <m:r>
+                <m:rPr>
+                  <m:sty m:val="p"/>
+                </m:rPr>
+                <m:t>=</m:t>
+              </m:r>
+              <m:r>
+                <m:t>x</m:t>
+              </m:r>
+              <m:r>
+                <m:rPr>
+                  <m:sty m:val="p"/>
+                </m:rPr>
+                <m:t>)</m:t>
+              </m:r>
             </m:oMath>
           </w:p>
         </w:tc>
@@ -354,8 +356,8 @@
         </w:tc>
       </w:tr>
     </w:tbl>
-    <w:bookmarkEnd w:id="21"/>
-    <w:bookmarkStart w:id="22" w:name="section-1"/>
+    <w:bookmarkEnd w:id="10"/>
+    <w:bookmarkStart w:id="11" w:name="section-1"/>
     <w:p>
       <w:pPr>
         <w:pStyle w:val="Heading4"/>
@@ -549,28 +551,30 @@
               <m:r>
                 <m:t>P</m:t>
               </m:r>
-              <m:d>
-                <m:dPr>
-                  <m:begChr m:val="("/>
-                  <m:sepChr m:val=""/>
-                  <m:endChr m:val=")"/>
-                  <m:grow/>
-                </m:dPr>
-                <m:e>
-                  <m:r>
-                    <m:t>X</m:t>
-                  </m:r>
-                  <m:r>
-                    <m:rPr>
-                      <m:sty m:val="p"/>
-                    </m:rPr>
-                    <m:t>=</m:t>
-                  </m:r>
-                  <m:r>
-                    <m:t>x</m:t>
-                  </m:r>
-                </m:e>
-              </m:d>
+              <m:r>
+                <m:rPr>
+                  <m:sty m:val="p"/>
+                </m:rPr>
+                <m:t>(</m:t>
+              </m:r>
+              <m:r>
+                <m:t>X</m:t>
+              </m:r>
+              <m:r>
+                <m:rPr>
+                  <m:sty m:val="p"/>
+                </m:rPr>
+                <m:t>=</m:t>
+              </m:r>
+              <m:r>
+                <m:t>x</m:t>
+              </m:r>
+              <m:r>
+                <m:rPr>
+                  <m:sty m:val="p"/>
+                </m:rPr>
+                <m:t>)</m:t>
+              </m:r>
             </m:oMath>
           </w:p>
         </w:tc>
@@ -641,8 +645,8 @@
         </w:tc>
       </w:tr>
     </w:tbl>
-    <w:bookmarkEnd w:id="22"/>
-    <w:bookmarkStart w:id="23" w:name="section-2"/>
+    <w:bookmarkEnd w:id="11"/>
+    <w:bookmarkStart w:id="12" w:name="section-2"/>
     <w:p>
       <w:pPr>
         <w:pStyle w:val="Heading4"/>
@@ -760,28 +764,30 @@
               <m:r>
                 <m:t>P</m:t>
               </m:r>
-              <m:d>
-                <m:dPr>
-                  <m:begChr m:val="("/>
-                  <m:sepChr m:val=""/>
-                  <m:endChr m:val=")"/>
-                  <m:grow/>
-                </m:dPr>
-                <m:e>
-                  <m:r>
-                    <m:t>X</m:t>
-                  </m:r>
-                  <m:r>
-                    <m:rPr>
-                      <m:sty m:val="p"/>
-                    </m:rPr>
-                    <m:t>=</m:t>
-                  </m:r>
-                  <m:r>
-                    <m:t>x</m:t>
-                  </m:r>
-                </m:e>
-              </m:d>
+              <m:r>
+                <m:rPr>
+                  <m:sty m:val="p"/>
+                </m:rPr>
+                <m:t>(</m:t>
+              </m:r>
+              <m:r>
+                <m:t>X</m:t>
+              </m:r>
+              <m:r>
+                <m:rPr>
+                  <m:sty m:val="p"/>
+                </m:rPr>
+                <m:t>=</m:t>
+              </m:r>
+              <m:r>
+                <m:t>x</m:t>
+              </m:r>
+              <m:r>
+                <m:rPr>
+                  <m:sty m:val="p"/>
+                </m:rPr>
+                <m:t>)</m:t>
+              </m:r>
             </m:oMath>
           </w:p>
         </w:tc>
@@ -813,8 +819,8 @@
         </w:tc>
       </w:tr>
     </w:tbl>
-    <w:bookmarkEnd w:id="23"/>
-    <w:bookmarkStart w:id="24" w:name="section-3"/>
+    <w:bookmarkEnd w:id="12"/>
+    <w:bookmarkStart w:id="13" w:name="section-3"/>
     <w:p>
       <w:pPr>
         <w:pStyle w:val="Heading4"/>
@@ -931,28 +937,30 @@
               <m:r>
                 <m:t>P</m:t>
               </m:r>
-              <m:d>
-                <m:dPr>
-                  <m:begChr m:val="("/>
-                  <m:sepChr m:val=""/>
-                  <m:endChr m:val=")"/>
-                  <m:grow/>
-                </m:dPr>
-                <m:e>
-                  <m:r>
-                    <m:t>X</m:t>
-                  </m:r>
-                  <m:r>
-                    <m:rPr>
-                      <m:sty m:val="p"/>
-                    </m:rPr>
-                    <m:t>=</m:t>
-                  </m:r>
-                  <m:r>
-                    <m:t>x</m:t>
-                  </m:r>
-                </m:e>
-              </m:d>
+              <m:r>
+                <m:rPr>
+                  <m:sty m:val="p"/>
+                </m:rPr>
+                <m:t>(</m:t>
+              </m:r>
+              <m:r>
+                <m:t>X</m:t>
+              </m:r>
+              <m:r>
+                <m:rPr>
+                  <m:sty m:val="p"/>
+                </m:rPr>
+                <m:t>=</m:t>
+              </m:r>
+              <m:r>
+                <m:t>x</m:t>
+              </m:r>
+              <m:r>
+                <m:rPr>
+                  <m:sty m:val="p"/>
+                </m:rPr>
+                <m:t>)</m:t>
+              </m:r>
             </m:oMath>
           </w:p>
         </w:tc>
@@ -1046,9 +1054,9 @@
         </w:tc>
       </w:tr>
     </w:tbl>
-    <w:bookmarkEnd w:id="24"/>
-    <w:bookmarkEnd w:id="25"/>
-    <w:bookmarkStart w:id="28" w:name="q2"/>
+    <w:bookmarkEnd w:id="13"/>
+    <w:bookmarkEnd w:id="14"/>
+    <w:bookmarkStart w:id="17" w:name="q2"/>
     <w:p>
       <w:pPr>
         <w:pStyle w:val="Heading2"/>
@@ -1065,7 +1073,7 @@
         <w:t xml:space="preserve">For each of the following valid random variables with associated probability density function, work out the expected value and variance.</w:t>
       </w:r>
     </w:p>
-    <w:bookmarkStart w:id="26" w:name="section-4"/>
+    <w:bookmarkStart w:id="15" w:name="section-4"/>
     <w:p>
       <w:pPr>
         <w:pStyle w:val="Heading4"/>
@@ -1099,28 +1107,30 @@
         <w:t xml:space="preserve"> </w:t>
       </w:r>
       <m:oMath>
-        <m:d>
-          <m:dPr>
-            <m:begChr m:val="["/>
-            <m:sepChr m:val=""/>
-            <m:endChr m:val="]"/>
-            <m:grow/>
-          </m:dPr>
-          <m:e>
-            <m:r>
-              <m:t>0</m:t>
-            </m:r>
-            <m:r>
-              <m:rPr>
-                <m:sty m:val="p"/>
-              </m:rPr>
-              <m:t>,</m:t>
-            </m:r>
-            <m:r>
-              <m:t>2</m:t>
-            </m:r>
-          </m:e>
-        </m:d>
+        <m:r>
+          <m:rPr>
+            <m:sty m:val="p"/>
+          </m:rPr>
+          <m:t>[</m:t>
+        </m:r>
+        <m:r>
+          <m:t>0</m:t>
+        </m:r>
+        <m:r>
+          <m:rPr>
+            <m:sty m:val="p"/>
+          </m:rPr>
+          <m:t>,</m:t>
+        </m:r>
+        <m:r>
+          <m:t>2</m:t>
+        </m:r>
+        <m:r>
+          <m:rPr>
+            <m:sty m:val="p"/>
+          </m:rPr>
+          <m:t>]</m:t>
+        </m:r>
       </m:oMath>
       <w:r>
         <w:t xml:space="preserve"> </w:t>
@@ -1141,19 +1151,21 @@
           <m:r>
             <m:t>f</m:t>
           </m:r>
-          <m:d>
-            <m:dPr>
-              <m:begChr m:val="("/>
-              <m:sepChr m:val=""/>
-              <m:endChr m:val=")"/>
-              <m:grow/>
-            </m:dPr>
-            <m:e>
-              <m:r>
-                <m:t>x</m:t>
-              </m:r>
-            </m:e>
-          </m:d>
+          <m:r>
+            <m:rPr>
+              <m:sty m:val="p"/>
+            </m:rPr>
+            <m:t>(</m:t>
+          </m:r>
+          <m:r>
+            <m:t>x</m:t>
+          </m:r>
+          <m:r>
+            <m:rPr>
+              <m:sty m:val="p"/>
+            </m:rPr>
+            <m:t>)</m:t>
+          </m:r>
           <m:r>
             <m:rPr>
               <m:sty m:val="p"/>
@@ -1209,8 +1221,8 @@
                     <m:r>
                       <m:rPr>
                         <m:nor/>
+                        <m:scr m:val="sans-serif"/>
                         <m:sty m:val="p"/>
-                        <m:scr m:val="sans-serif"/>
                       </m:rPr>
                       <m:t>if </m:t>
                     </m:r>
@@ -1247,8 +1259,8 @@
                     <m:r>
                       <m:rPr>
                         <m:nor/>
+                        <m:scr m:val="sans-serif"/>
                         <m:sty m:val="p"/>
-                        <m:scr m:val="sans-serif"/>
                       </m:rPr>
                       <m:t>otherwise</m:t>
                     </m:r>
@@ -1260,8 +1272,8 @@
         </m:oMath>
       </m:oMathPara>
     </w:p>
-    <w:bookmarkEnd w:id="26"/>
-    <w:bookmarkStart w:id="27" w:name="section-5"/>
+    <w:bookmarkEnd w:id="15"/>
+    <w:bookmarkStart w:id="16" w:name="section-5"/>
     <w:p>
       <w:pPr>
         <w:pStyle w:val="Heading4"/>
@@ -1304,19 +1316,21 @@
           <m:r>
             <m:t>f</m:t>
           </m:r>
-          <m:d>
-            <m:dPr>
-              <m:begChr m:val="("/>
-              <m:sepChr m:val=""/>
-              <m:endChr m:val=")"/>
-              <m:grow/>
-            </m:dPr>
-            <m:e>
-              <m:r>
-                <m:t>x</m:t>
-              </m:r>
-            </m:e>
-          </m:d>
+          <m:r>
+            <m:rPr>
+              <m:sty m:val="p"/>
+            </m:rPr>
+            <m:t>(</m:t>
+          </m:r>
+          <m:r>
+            <m:t>x</m:t>
+          </m:r>
+          <m:r>
+            <m:rPr>
+              <m:sty m:val="p"/>
+            </m:rPr>
+            <m:t>)</m:t>
+          </m:r>
           <m:r>
             <m:rPr>
               <m:sty m:val="p"/>
@@ -1363,8 +1377,8 @@
                     <m:r>
                       <m:rPr>
                         <m:nor/>
+                        <m:scr m:val="sans-serif"/>
                         <m:sty m:val="p"/>
-                        <m:scr m:val="sans-serif"/>
                       </m:rPr>
                       <m:t>if </m:t>
                     </m:r>
@@ -1407,8 +1421,8 @@
                     <m:r>
                       <m:rPr>
                         <m:nor/>
+                        <m:scr m:val="sans-serif"/>
                         <m:sty m:val="p"/>
-                        <m:scr m:val="sans-serif"/>
                       </m:rPr>
                       <m:t>otherwise</m:t>
                     </m:r>
@@ -1426,9 +1440,9 @@
         </m:oMath>
       </m:oMathPara>
     </w:p>
-    <w:bookmarkEnd w:id="27"/>
-    <w:bookmarkEnd w:id="28"/>
-    <w:bookmarkStart w:id="29" w:name="q3"/>
+    <w:bookmarkEnd w:id="16"/>
+    <w:bookmarkEnd w:id="17"/>
+    <w:bookmarkStart w:id="18" w:name="q3"/>
     <w:p>
       <w:pPr>
         <w:pStyle w:val="Heading2"/>
@@ -1456,8 +1470,8 @@
         <w:t xml:space="preserve">-sided dice. You may assume that each roll is independent of every other roll.</w:t>
       </w:r>
     </w:p>
-    <w:bookmarkEnd w:id="29"/>
-    <w:bookmarkStart w:id="32" w:name="q4"/>
+    <w:bookmarkEnd w:id="18"/>
+    <w:bookmarkStart w:id="21" w:name="q4"/>
     <w:p>
       <w:pPr>
         <w:pStyle w:val="Heading2"/>
@@ -1476,7 +1490,7 @@
       <w:r>
         <w:t xml:space="preserve"> </w:t>
       </w:r>
-      <w:hyperlink r:id="rId30">
+      <w:hyperlink r:id="rId19">
         <w:r>
           <w:rPr>
             <w:rStyle w:val="Hyperlink"/>
@@ -1501,33 +1515,35 @@
       <m:oMath>
         <m:r>
           <m:rPr>
+            <m:scr m:val="double-struck"/>
             <m:sty m:val="p"/>
-            <m:scr m:val="double-struck"/>
           </m:rPr>
           <m:t>P</m:t>
         </m:r>
-        <m:d>
-          <m:dPr>
-            <m:begChr m:val="("/>
-            <m:sepChr m:val=""/>
-            <m:endChr m:val=")"/>
-            <m:grow/>
-          </m:dPr>
-          <m:e>
-            <m:r>
-              <m:t>X</m:t>
-            </m:r>
-            <m:r>
-              <m:rPr>
-                <m:sty m:val="p"/>
-              </m:rPr>
-              <m:t>=</m:t>
-            </m:r>
-            <m:r>
-              <m:t>x</m:t>
-            </m:r>
-          </m:e>
-        </m:d>
+        <m:r>
+          <m:rPr>
+            <m:sty m:val="p"/>
+          </m:rPr>
+          <m:t>(</m:t>
+        </m:r>
+        <m:r>
+          <m:t>X</m:t>
+        </m:r>
+        <m:r>
+          <m:rPr>
+            <m:sty m:val="p"/>
+          </m:rPr>
+          <m:t>=</m:t>
+        </m:r>
+        <m:r>
+          <m:t>x</m:t>
+        </m:r>
+        <m:r>
+          <m:rPr>
+            <m:sty m:val="p"/>
+          </m:rPr>
+          <m:t>)</m:t>
+        </m:r>
         <m:r>
           <m:rPr>
             <m:sty m:val="p"/>
@@ -1818,7 +1834,7 @@
       <w:pPr>
         <w:pStyle w:val="FirstParagraph"/>
       </w:pPr>
-      <w:hyperlink r:id="rId31">
+      <w:hyperlink r:id="rId20">
         <w:r>
           <w:rPr>
             <w:rStyle w:val="Hyperlink"/>
@@ -1834,8 +1850,8 @@
         </w:pict>
       </w:r>
     </w:p>
-    <w:bookmarkEnd w:id="32"/>
-    <w:bookmarkStart w:id="34" w:name="version-history-and-licensing"/>
+    <w:bookmarkEnd w:id="21"/>
+    <w:bookmarkStart w:id="23" w:name="version-history-and-licensing"/>
     <w:p>
       <w:pPr>
         <w:pStyle w:val="Heading2"/>
@@ -1856,7 +1872,7 @@
       <w:pPr>
         <w:pStyle w:val="BodyText"/>
       </w:pPr>
-      <w:hyperlink r:id="rId33">
+      <w:hyperlink r:id="rId22">
         <w:r>
           <w:rPr>
             <w:rStyle w:val="Hyperlink"/>
@@ -1865,7 +1881,7 @@
         </w:r>
       </w:hyperlink>
     </w:p>
-    <w:bookmarkEnd w:id="34"/>
+    <w:bookmarkEnd w:id="23"/>
     <w:sectPr>
       <w:pgSz w:h="15840" w:w="12240"/>
       <w:pgMar w:bottom="1440" w:footer="720" w:gutter="0" w:header="720" w:left="1440" w:right="1440" w:top="1440"/>
